--- a/docs/patent/docx/专利8_AI驱动的数字分身视觉形象生成方法.docx
+++ b/docs/patent/docx/专利8_AI驱动的数字分身视觉形象生成方法.docx
@@ -163,7 +163,7 @@
                 <w:b w:val="0"/>
                 <w:sz w:val="19"/>
               </w:rPr>
-              <w:t>Chengyue5211</w:t>
+              <w:t>程跃</w:t>
             </w:r>
           </w:p>
         </w:tc>
@@ -199,7 +199,7 @@
                 <w:b w:val="0"/>
                 <w:sz w:val="19"/>
               </w:rPr>
-              <w:t>Chengyue5211</w:t>
+              <w:t>跃创三品文化科技有限公司</w:t>
             </w:r>
           </w:p>
         </w:tc>
@@ -2433,7 +2433,7 @@
           <w:b w:val="0"/>
           <w:sz w:val="21"/>
         </w:rPr>
-        <w:t>发明人：Chengyue5211 | 日期：2026年03月14日</w:t>
+        <w:t>发明人：程跃（跃创三品文化科技有限公司） | 日期：2026年03月14日</w:t>
       </w:r>
     </w:p>
     <w:p>

--- a/docs/patent/docx/专利8_AI驱动的数字分身视觉形象生成方法.docx
+++ b/docs/patent/docx/专利8_AI驱动的数字分身视觉形象生成方法.docx
@@ -1668,7 +1668,53 @@
           <w:color w:val="1F497D"/>
           <w:sz w:val="28"/>
         </w:rPr>
-        <w:t>四、权利要求书</w:t>
+        <w:t>四、摘要</w:t>
+      </w:r>
+    </w:p>
+    <w:p>
+      <w:pPr>
+        <w:spacing w:before="0" w:after="60"/>
+        <w:ind w:left="0"/>
+      </w:pPr>
+      <w:r>
+        <w:rPr>
+          <w:rFonts w:eastAsia="微软雅黑"/>
+          <w:rFonts w:ascii="微软雅黑" w:hAnsi="微软雅黑"/>
+          <w:b w:val="0"/>
+          <w:sz w:val="21"/>
+        </w:rPr>
+        <w:t>本发明公开了一种AI驱动的数字分身视觉形象自动生成方法。该方法在双身份社交网络中，基于用户真人照片通过AI图像风格迁移自动生成风格化的数字分身头像，在用户注册流程中集成拍照→风格选择→AI生成→预览确认的完整创建流程，提供动漫、3D、赛博朋克、黏土、像素、水墨、复古漫画七种预设风格；采用异步轮询架构处理生成任务，在AI服务不可用时自动降级为CSS滤镜方案；真人头像与分身头像独立存储，在界面中根据sender_mode字段自动切换显示，实现同一用户两种身份在视觉上"相关但明显区分"的效果。适用于双身份社交平台、数字人头像生成等场景。</w:t>
+      </w:r>
+    </w:p>
+    <w:p>
+      <w:pPr>
+        <w:spacing w:before="80" w:after="80"/>
+      </w:pPr>
+      <w:r>
+        <w:rPr>
+          <w:rFonts w:eastAsia="微软雅黑"/>
+          <w:rFonts w:ascii="微软雅黑" w:hAnsi="微软雅黑"/>
+          <w:b w:val="0"/>
+          <w:color w:val="B4B4B4"/>
+          <w:sz w:val="18"/>
+        </w:rPr>
+        <w:t>――――――――――――――――――――――――――――――</w:t>
+      </w:r>
+    </w:p>
+    <w:p>
+      <w:pPr>
+        <w:spacing w:before="200" w:after="120"/>
+        <w:ind w:left="0"/>
+      </w:pPr>
+      <w:r>
+        <w:rPr>
+          <w:rFonts w:eastAsia="微软雅黑"/>
+          <w:rFonts w:ascii="微软雅黑" w:hAnsi="微软雅黑"/>
+          <w:b/>
+          <w:color w:val="1F497D"/>
+          <w:sz w:val="28"/>
+        </w:rPr>
+        <w:t>五、权利要求书</w:t>
       </w:r>
     </w:p>
     <w:p>
@@ -1774,7 +1820,7 @@
           <w:color w:val="1F497D"/>
           <w:sz w:val="28"/>
         </w:rPr>
-        <w:t>五、在先技术对比</w:t>
+        <w:t>六、在先技术对比</w:t>
       </w:r>
     </w:p>
     <w:tbl>
@@ -2084,7 +2130,7 @@
           <w:color w:val="1F497D"/>
           <w:sz w:val="28"/>
         </w:rPr>
-        <w:t>六、确权证据</w:t>
+        <w:t>七、确权证据</w:t>
       </w:r>
     </w:p>
     <w:tbl>
@@ -2343,7 +2389,7 @@
           <w:color w:val="1F497D"/>
           <w:sz w:val="28"/>
         </w:rPr>
-        <w:t>七、附件说明</w:t>
+        <w:t>八、附件说明</w:t>
       </w:r>
     </w:p>
     <w:p>

--- a/docs/patent/docx/专利8_AI驱动的数字分身视觉形象生成方法.docx
+++ b/docs/patent/docx/专利8_AI驱动的数字分身视觉形象生成方法.docx
@@ -1668,7 +1668,222 @@
           <w:color w:val="1F497D"/>
           <w:sz w:val="28"/>
         </w:rPr>
-        <w:t>四、摘要</w:t>
+        <w:t>四、附图说明</w:t>
+      </w:r>
+    </w:p>
+    <w:p>
+      <w:pPr>
+        <w:spacing w:before="0" w:after="60"/>
+        <w:ind w:left="0"/>
+      </w:pPr>
+      <w:r>
+        <w:rPr>
+          <w:rFonts w:eastAsia="微软雅黑"/>
+          <w:rFonts w:ascii="微软雅黑" w:hAnsi="微软雅黑"/>
+          <w:b w:val="0"/>
+          <w:sz w:val="21"/>
+        </w:rPr>
+        <w:t>附图1为注册流程头像生成步骤图，以注册引导流程的步骤卡为节点，展示拍照/上传→真人头像确认→分身风格选择→AI异步生成→预览确认→写入数据库的五步头像创建流程。</w:t>
+      </w:r>
+    </w:p>
+    <w:p>
+      <w:pPr>
+        <w:spacing w:before="0" w:after="60"/>
+        <w:ind w:left="0"/>
+      </w:pPr>
+      <w:r>
+        <w:rPr>
+          <w:rFonts w:eastAsia="微软雅黑"/>
+          <w:rFonts w:ascii="微软雅黑" w:hAnsi="微软雅黑"/>
+          <w:b w:val="0"/>
+          <w:sz w:val="21"/>
+        </w:rPr>
+        <w:t>附图2为AI异步生成与轮询架构时序图，展示客户端提交生成请求、服务端调用AI图像服务获取任务ID、每2秒轮询一次任务状态（最长60秒）、任务完成后下载存储并返回URL的时序关系。</w:t>
+      </w:r>
+    </w:p>
+    <w:p>
+      <w:pPr>
+        <w:spacing w:before="0" w:after="60"/>
+        <w:ind w:left="0"/>
+      </w:pPr>
+      <w:r>
+        <w:rPr>
+          <w:rFonts w:eastAsia="微软雅黑"/>
+          <w:rFonts w:ascii="微软雅黑" w:hAnsi="微软雅黑"/>
+          <w:b w:val="0"/>
+          <w:sz w:val="21"/>
+        </w:rPr>
+        <w:t>附图3为CSS滤镜降级方案示意图，展示AI服务不可用时，系统从AI生成流程自动切换至CSS滤镜流程，应用预设滤镜参数生成视觉区分头像的降级路径。</w:t>
+      </w:r>
+    </w:p>
+    <w:p>
+      <w:pPr>
+        <w:spacing w:before="0" w:after="60"/>
+        <w:ind w:left="0"/>
+      </w:pPr>
+      <w:r>
+        <w:rPr>
+          <w:rFonts w:eastAsia="微软雅黑"/>
+          <w:rFonts w:ascii="微软雅黑" w:hAnsi="微软雅黑"/>
+          <w:b w:val="0"/>
+          <w:sz w:val="21"/>
+        </w:rPr>
+        <w:t>（以上附图由专利代理人依据说明书内容绘制。）</w:t>
+      </w:r>
+    </w:p>
+    <w:p>
+      <w:pPr>
+        <w:spacing w:before="80" w:after="80"/>
+      </w:pPr>
+      <w:r>
+        <w:rPr>
+          <w:rFonts w:eastAsia="微软雅黑"/>
+          <w:rFonts w:ascii="微软雅黑" w:hAnsi="微软雅黑"/>
+          <w:b w:val="0"/>
+          <w:color w:val="B4B4B4"/>
+          <w:sz w:val="18"/>
+        </w:rPr>
+        <w:t>――――――――――――――――――――――――――――――</w:t>
+      </w:r>
+    </w:p>
+    <w:p>
+      <w:pPr>
+        <w:spacing w:before="200" w:after="120"/>
+        <w:ind w:left="0"/>
+      </w:pPr>
+      <w:r>
+        <w:rPr>
+          <w:rFonts w:eastAsia="微软雅黑"/>
+          <w:rFonts w:ascii="微软雅黑" w:hAnsi="微软雅黑"/>
+          <w:b/>
+          <w:color w:val="1F497D"/>
+          <w:sz w:val="28"/>
+        </w:rPr>
+        <w:t>五、具体实施方式</w:t>
+      </w:r>
+    </w:p>
+    <w:p>
+      <w:pPr>
+        <w:spacing w:before="160" w:after="80"/>
+        <w:ind w:left="0"/>
+      </w:pPr>
+      <w:r>
+        <w:rPr>
+          <w:rFonts w:eastAsia="微软雅黑"/>
+          <w:rFonts w:ascii="微软雅黑" w:hAnsi="微软雅黑"/>
+          <w:b/>
+          <w:color w:val="365F91"/>
+          <w:sz w:val="24"/>
+        </w:rPr>
+        <w:t>实施例一：注册流程中 AI 分身头像一键生成</w:t>
+      </w:r>
+    </w:p>
+    <w:p>
+      <w:pPr>
+        <w:spacing w:before="0" w:after="60"/>
+        <w:ind w:left="0"/>
+      </w:pPr>
+      <w:r>
+        <w:rPr>
+          <w:rFonts w:eastAsia="微软雅黑"/>
+          <w:rFonts w:ascii="微软雅黑" w:hAnsi="微软雅黑"/>
+          <w:b w:val="0"/>
+          <w:sz w:val="21"/>
+        </w:rPr>
+        <w:t>用户甲在注册引导流程中，通过前置摄像头拍摄自拍照（系统自动居中裁剪为 480×480），直接存储为真人头像。甲在风格选择界面点击"动漫"，系统调用 POST /api/identity/avatar/generate，将 base64 图片和 style="anime" 发送至 AI 图像风格迁移服务，获取任务 ID 后启动轮询（每 2 秒一次，最长 60 秒），约 15 秒后任务完成，生成的动漫头像存储为分身头像（twin_avatar 字段），前端实时更新显示。</w:t>
+      </w:r>
+    </w:p>
+    <w:p>
+      <w:pPr>
+        <w:spacing w:before="160" w:after="80"/>
+        <w:ind w:left="0"/>
+      </w:pPr>
+      <w:r>
+        <w:rPr>
+          <w:rFonts w:eastAsia="微软雅黑"/>
+          <w:rFonts w:ascii="微软雅黑" w:hAnsi="微软雅黑"/>
+          <w:b/>
+          <w:color w:val="365F91"/>
+          <w:sz w:val="24"/>
+        </w:rPr>
+        <w:t>实施例二：AI 服务不可用时 CSS 滤镜降级</w:t>
+      </w:r>
+    </w:p>
+    <w:p>
+      <w:pPr>
+        <w:spacing w:before="0" w:after="60"/>
+        <w:ind w:left="0"/>
+      </w:pPr>
+      <w:r>
+        <w:rPr>
+          <w:rFonts w:eastAsia="微软雅黑"/>
+          <w:rFonts w:ascii="微软雅黑" w:hAnsi="微软雅黑"/>
+          <w:b w:val="0"/>
+          <w:sz w:val="21"/>
+        </w:rPr>
+        <w:t>甲注册时 AI 生成服务超时（60 秒轮询无结果），系统自动切换至 CSS 降级方案：使用同一张真人照片，在前端应用 hue-rotate(200deg) saturate(1.8) 的赛博朋克滤镜，保存 twin_avatar_filter="cyber" 标识。社交界面中真人头像显示原色调，分身头像显示蓝紫调，视觉区分明确。</w:t>
+      </w:r>
+    </w:p>
+    <w:p>
+      <w:pPr>
+        <w:spacing w:before="160" w:after="80"/>
+        <w:ind w:left="0"/>
+      </w:pPr>
+      <w:r>
+        <w:rPr>
+          <w:rFonts w:eastAsia="微软雅黑"/>
+          <w:rFonts w:ascii="微软雅黑" w:hAnsi="微软雅黑"/>
+          <w:b/>
+          <w:color w:val="365F91"/>
+          <w:sz w:val="24"/>
+        </w:rPr>
+        <w:t>实施例三：Profile 页面随时替换头像</w:t>
+      </w:r>
+    </w:p>
+    <w:p>
+      <w:pPr>
+        <w:spacing w:before="0" w:after="60"/>
+        <w:ind w:left="0"/>
+      </w:pPr>
+      <w:r>
+        <w:rPr>
+          <w:rFonts w:eastAsia="微软雅黑"/>
+          <w:rFonts w:ascii="微软雅黑" w:hAnsi="微软雅黑"/>
+          <w:b w:val="0"/>
+          <w:sz w:val="21"/>
+        </w:rPr>
+        <w:t>甲在 Profile 页面点击分身头像，展示三个操作入口：①上传本地图片；②重新 AI 生成（选择新风格）；③切换 CSS 滤镜。甲选择②并选择"水墨"风格，系统重新生成后以新头像覆盖旧分身头像，社交界面中历史消息的分身头像同步更新。</w:t>
+      </w:r>
+    </w:p>
+    <w:p>
+      <w:pPr>
+        <w:spacing w:before="80" w:after="80"/>
+      </w:pPr>
+      <w:r>
+        <w:rPr>
+          <w:rFonts w:eastAsia="微软雅黑"/>
+          <w:rFonts w:ascii="微软雅黑" w:hAnsi="微软雅黑"/>
+          <w:b w:val="0"/>
+          <w:color w:val="B4B4B4"/>
+          <w:sz w:val="18"/>
+        </w:rPr>
+        <w:t>――――――――――――――――――――――――――――――</w:t>
+      </w:r>
+    </w:p>
+    <w:p>
+      <w:pPr>
+        <w:spacing w:before="200" w:after="120"/>
+        <w:ind w:left="0"/>
+      </w:pPr>
+      <w:r>
+        <w:rPr>
+          <w:rFonts w:eastAsia="微软雅黑"/>
+          <w:rFonts w:ascii="微软雅黑" w:hAnsi="微软雅黑"/>
+          <w:b/>
+          <w:color w:val="1F497D"/>
+          <w:sz w:val="28"/>
+        </w:rPr>
+        <w:t>六、摘要</w:t>
       </w:r>
     </w:p>
     <w:p>
@@ -1714,7 +1929,7 @@
           <w:color w:val="1F497D"/>
           <w:sz w:val="28"/>
         </w:rPr>
-        <w:t>五、权利要求书</w:t>
+        <w:t>七、权利要求书</w:t>
       </w:r>
     </w:p>
     <w:p>
@@ -1820,7 +2035,7 @@
           <w:color w:val="1F497D"/>
           <w:sz w:val="28"/>
         </w:rPr>
-        <w:t>六、在先技术对比</w:t>
+        <w:t>八、在先技术对比</w:t>
       </w:r>
     </w:p>
     <w:tbl>
@@ -2130,7 +2345,7 @@
           <w:color w:val="1F497D"/>
           <w:sz w:val="28"/>
         </w:rPr>
-        <w:t>七、确权证据</w:t>
+        <w:t>九、确权证据</w:t>
       </w:r>
     </w:p>
     <w:tbl>
@@ -2389,7 +2604,7 @@
           <w:color w:val="1F497D"/>
           <w:sz w:val="28"/>
         </w:rPr>
-        <w:t>八、附件说明</w:t>
+        <w:t>十、附件说明</w:t>
       </w:r>
     </w:p>
     <w:p>
